--- a/San_Pham/De_Kiem_Tra_Hoa_11_Ma209_GiaoVien.docx
+++ b/San_Pham/De_Kiem_Tra_Hoa_11_Ma209_GiaoVien.docx
@@ -23,7 +23,7 @@
       <w:tr>
         <w:tc>
           <w:tcPr>
-            <w:tcW w:type="dxa" w:w="4252"/>
+            <w:tcW w:type="dxa" w:w="3685"/>
           </w:tcPr>
           <w:p>
             <w:pPr>
@@ -35,7 +35,7 @@
                 <w:rFonts w:ascii="Times New Roman" w:hAnsi="Times New Roman"/>
                 <w:b/>
                 <w:i w:val="0"/>
-                <w:sz w:val="22"/>
+                <w:sz w:val="21"/>
               </w:rPr>
               <w:t>SỞ GIÁO DỤC &amp; ĐÀO TẠO TP HUẾ</w:t>
               <w:br/>
@@ -48,7 +48,7 @@
                 <w:b/>
                 <w:i w:val="0"/>
                 <w:color w:val="2E7D32"/>
-                <w:sz w:val="22"/>
+                <w:sz w:val="21"/>
               </w:rPr>
               <w:t>Mã đề thi: 209</w:t>
             </w:r>
@@ -56,7 +56,7 @@
         </w:tc>
         <w:tc>
           <w:tcPr>
-            <w:tcW w:type="dxa" w:w="5953"/>
+            <w:tcW w:type="dxa" w:w="6520"/>
           </w:tcPr>
           <w:p>
             <w:pPr>
@@ -68,11 +68,11 @@
                 <w:rFonts w:ascii="Times New Roman" w:hAnsi="Times New Roman"/>
                 <w:b/>
                 <w:i w:val="0"/>
-                <w:sz w:val="22"/>
+                <w:sz w:val="21"/>
               </w:rPr>
               <w:t>ĐỀ KIỂM TRA CUỐI KÌ II - NĂM HỌC 2024-2025</w:t>
               <w:br/>
-              <w:t>MÔN HÓA HỌC LỚP 11</w:t>
+              <w:t>MÔN: HÓA HỌC 11</w:t>
               <w:br/>
             </w:r>
             <w:r>
@@ -81,7 +81,7 @@
                 <w:b/>
                 <w:i w:val="0"/>
                 <w:color w:val="C62828"/>
-                <w:sz w:val="21"/>
+                <w:sz w:val="20"/>
               </w:rPr>
               <w:t>(HƯỚNG DẪN CHẤM VÀ LỜI GIẢI CHI TIẾT)</w:t>
             </w:r>

--- a/San_Pham/De_Kiem_Tra_Hoa_11_Ma209_GiaoVien.docx
+++ b/San_Pham/De_Kiem_Tra_Hoa_11_Ma209_GiaoVien.docx
@@ -17,8 +17,8 @@
         </w:tblBorders>
       </w:tblPr>
       <w:tblGrid>
-        <w:gridCol w:w="5270"/>
-        <w:gridCol w:w="5270"/>
+        <w:gridCol w:w="5103"/>
+        <w:gridCol w:w="5103"/>
       </w:tblGrid>
       <w:tr>
         <w:tc>
@@ -245,9 +245,10 @@
       <w:pPr>
         <w:tabs>
           <w:tab w:pos="283" w:val="left"/>
-          <w:tab w:pos="2721" w:val="left"/>
-          <w:tab w:pos="5216" w:val="left"/>
-          <w:tab w:pos="7710" w:val="left"/>
+          <w:tab w:pos="850" w:val="left"/>
+          <w:tab w:pos="2835" w:val="left"/>
+          <w:tab w:pos="5386" w:val="left"/>
+          <w:tab w:pos="7937" w:val="left"/>
         </w:tabs>
         <w:spacing w:before="0" w:after="40" w:line="276" w:lineRule="auto"/>
       </w:pPr>
@@ -273,6 +274,7 @@
         <w:t xml:space="preserve">0,1  </w:t>
       </w:r>
       <w:r>
+        <w:tab/>
         <w:tab/>
       </w:r>
       <w:r>
@@ -535,9 +537,10 @@
       <w:pPr>
         <w:tabs>
           <w:tab w:pos="283" w:val="left"/>
-          <w:tab w:pos="2721" w:val="left"/>
-          <w:tab w:pos="5216" w:val="left"/>
-          <w:tab w:pos="7710" w:val="left"/>
+          <w:tab w:pos="850" w:val="left"/>
+          <w:tab w:pos="2835" w:val="left"/>
+          <w:tab w:pos="5386" w:val="left"/>
+          <w:tab w:pos="7937" w:val="left"/>
         </w:tabs>
         <w:spacing w:before="0" w:after="40" w:line="276" w:lineRule="auto"/>
       </w:pPr>
@@ -563,6 +566,7 @@
         <w:t xml:space="preserve">1  </w:t>
       </w:r>
       <w:r>
+        <w:tab/>
         <w:tab/>
       </w:r>
       <w:r>
@@ -945,9 +949,10 @@
       <w:pPr>
         <w:tabs>
           <w:tab w:pos="283" w:val="left"/>
-          <w:tab w:pos="2721" w:val="left"/>
-          <w:tab w:pos="5216" w:val="left"/>
-          <w:tab w:pos="7710" w:val="left"/>
+          <w:tab w:pos="850" w:val="left"/>
+          <w:tab w:pos="2835" w:val="left"/>
+          <w:tab w:pos="5386" w:val="left"/>
+          <w:tab w:pos="7937" w:val="left"/>
         </w:tabs>
         <w:spacing w:before="0" w:after="40" w:line="276" w:lineRule="auto"/>
       </w:pPr>
@@ -1332,9 +1337,10 @@
       <w:pPr>
         <w:tabs>
           <w:tab w:pos="283" w:val="left"/>
-          <w:tab w:pos="2721" w:val="left"/>
-          <w:tab w:pos="5216" w:val="left"/>
-          <w:tab w:pos="7710" w:val="left"/>
+          <w:tab w:pos="850" w:val="left"/>
+          <w:tab w:pos="2835" w:val="left"/>
+          <w:tab w:pos="5386" w:val="left"/>
+          <w:tab w:pos="7937" w:val="left"/>
         </w:tabs>
         <w:spacing w:before="0" w:after="40" w:line="276" w:lineRule="auto"/>
       </w:pPr>
@@ -1360,6 +1366,7 @@
         <w:t xml:space="preserve">1  </w:t>
       </w:r>
       <w:r>
+        <w:tab/>
         <w:tab/>
       </w:r>
       <w:r>
@@ -1620,7 +1627,10 @@
       <w:pPr>
         <w:tabs>
           <w:tab w:pos="283" w:val="left"/>
-          <w:tab w:pos="5216" w:val="left"/>
+          <w:tab w:pos="850" w:val="left"/>
+          <w:tab w:pos="2835" w:val="left"/>
+          <w:tab w:pos="5386" w:val="left"/>
+          <w:tab w:pos="7937" w:val="left"/>
         </w:tabs>
         <w:spacing w:before="0" w:after="20" w:line="276" w:lineRule="auto"/>
       </w:pPr>
@@ -1673,7 +1683,10 @@
       <w:pPr>
         <w:tabs>
           <w:tab w:pos="283" w:val="left"/>
-          <w:tab w:pos="5216" w:val="left"/>
+          <w:tab w:pos="850" w:val="left"/>
+          <w:tab w:pos="2835" w:val="left"/>
+          <w:tab w:pos="5386" w:val="left"/>
+          <w:tab w:pos="7937" w:val="left"/>
         </w:tabs>
         <w:spacing w:before="0" w:after="40" w:line="276" w:lineRule="auto"/>
       </w:pPr>
@@ -1913,7 +1926,7 @@
                     <pic:cNvPicPr/>
                   </pic:nvPicPr>
                   <pic:blipFill>
-                    <a:blip r:embed="rId13"/>
+                    <a:blip r:embed="rId11"/>
                     <a:stretch>
                       <a:fillRect/>
                     </a:stretch>
@@ -1936,9 +1949,10 @@
       <w:pPr>
         <w:tabs>
           <w:tab w:pos="283" w:val="left"/>
-          <w:tab w:pos="2721" w:val="left"/>
-          <w:tab w:pos="5216" w:val="left"/>
-          <w:tab w:pos="7710" w:val="left"/>
+          <w:tab w:pos="850" w:val="left"/>
+          <w:tab w:pos="2835" w:val="left"/>
+          <w:tab w:pos="5386" w:val="left"/>
+          <w:tab w:pos="7937" w:val="left"/>
         </w:tabs>
         <w:spacing w:before="0" w:after="40" w:line="276" w:lineRule="auto"/>
       </w:pPr>
@@ -2184,7 +2198,7 @@
                     <pic:cNvPicPr/>
                   </pic:nvPicPr>
                   <pic:blipFill>
-                    <a:blip r:embed="rId14"/>
+                    <a:blip r:embed="rId12"/>
                     <a:stretch>
                       <a:fillRect/>
                     </a:stretch>
@@ -2221,6 +2235,10 @@
       <w:pPr>
         <w:tabs>
           <w:tab w:pos="283" w:val="left"/>
+          <w:tab w:pos="850" w:val="left"/>
+          <w:tab w:pos="2835" w:val="left"/>
+          <w:tab w:pos="5386" w:val="left"/>
+          <w:tab w:pos="7937" w:val="left"/>
         </w:tabs>
         <w:spacing w:before="0" w:after="20" w:line="276" w:lineRule="auto"/>
       </w:pPr>
@@ -2252,6 +2270,10 @@
       <w:pPr>
         <w:tabs>
           <w:tab w:pos="283" w:val="left"/>
+          <w:tab w:pos="850" w:val="left"/>
+          <w:tab w:pos="2835" w:val="left"/>
+          <w:tab w:pos="5386" w:val="left"/>
+          <w:tab w:pos="7937" w:val="left"/>
         </w:tabs>
         <w:spacing w:before="0" w:after="20" w:line="276" w:lineRule="auto"/>
       </w:pPr>
@@ -2281,6 +2303,10 @@
       <w:pPr>
         <w:tabs>
           <w:tab w:pos="283" w:val="left"/>
+          <w:tab w:pos="850" w:val="left"/>
+          <w:tab w:pos="2835" w:val="left"/>
+          <w:tab w:pos="5386" w:val="left"/>
+          <w:tab w:pos="7937" w:val="left"/>
         </w:tabs>
         <w:spacing w:before="0" w:after="20" w:line="276" w:lineRule="auto"/>
       </w:pPr>
@@ -2310,6 +2336,10 @@
       <w:pPr>
         <w:tabs>
           <w:tab w:pos="283" w:val="left"/>
+          <w:tab w:pos="850" w:val="left"/>
+          <w:tab w:pos="2835" w:val="left"/>
+          <w:tab w:pos="5386" w:val="left"/>
+          <w:tab w:pos="7937" w:val="left"/>
         </w:tabs>
         <w:spacing w:before="0" w:after="40" w:line="276" w:lineRule="auto"/>
       </w:pPr>
@@ -2603,9 +2633,10 @@
       <w:pPr>
         <w:tabs>
           <w:tab w:pos="283" w:val="left"/>
-          <w:tab w:pos="2721" w:val="left"/>
-          <w:tab w:pos="5216" w:val="left"/>
-          <w:tab w:pos="7710" w:val="left"/>
+          <w:tab w:pos="850" w:val="left"/>
+          <w:tab w:pos="2835" w:val="left"/>
+          <w:tab w:pos="5386" w:val="left"/>
+          <w:tab w:pos="7937" w:val="left"/>
         </w:tabs>
         <w:spacing w:before="0" w:after="40" w:line="276" w:lineRule="auto"/>
       </w:pPr>
@@ -3074,7 +3105,10 @@
       <w:pPr>
         <w:tabs>
           <w:tab w:pos="283" w:val="left"/>
-          <w:tab w:pos="5216" w:val="left"/>
+          <w:tab w:pos="850" w:val="left"/>
+          <w:tab w:pos="2835" w:val="left"/>
+          <w:tab w:pos="5386" w:val="left"/>
+          <w:tab w:pos="7937" w:val="left"/>
         </w:tabs>
         <w:spacing w:before="0" w:after="20" w:line="276" w:lineRule="auto"/>
       </w:pPr>
@@ -3125,7 +3159,10 @@
       <w:pPr>
         <w:tabs>
           <w:tab w:pos="283" w:val="left"/>
-          <w:tab w:pos="5216" w:val="left"/>
+          <w:tab w:pos="850" w:val="left"/>
+          <w:tab w:pos="2835" w:val="left"/>
+          <w:tab w:pos="5386" w:val="left"/>
+          <w:tab w:pos="7937" w:val="left"/>
         </w:tabs>
         <w:spacing w:before="0" w:after="40" w:line="276" w:lineRule="auto"/>
       </w:pPr>
@@ -3449,7 +3486,10 @@
       <w:pPr>
         <w:tabs>
           <w:tab w:pos="283" w:val="left"/>
-          <w:tab w:pos="5216" w:val="left"/>
+          <w:tab w:pos="850" w:val="left"/>
+          <w:tab w:pos="2835" w:val="left"/>
+          <w:tab w:pos="5386" w:val="left"/>
+          <w:tab w:pos="7937" w:val="left"/>
         </w:tabs>
         <w:spacing w:before="0" w:after="20" w:line="276" w:lineRule="auto"/>
       </w:pPr>
@@ -3582,7 +3622,10 @@
       <w:pPr>
         <w:tabs>
           <w:tab w:pos="283" w:val="left"/>
-          <w:tab w:pos="5216" w:val="left"/>
+          <w:tab w:pos="850" w:val="left"/>
+          <w:tab w:pos="2835" w:val="left"/>
+          <w:tab w:pos="5386" w:val="left"/>
+          <w:tab w:pos="7937" w:val="left"/>
         </w:tabs>
         <w:spacing w:before="0" w:after="40" w:line="276" w:lineRule="auto"/>
       </w:pPr>
@@ -3822,7 +3865,7 @@
                     <pic:cNvPicPr/>
                   </pic:nvPicPr>
                   <pic:blipFill>
-                    <a:blip r:embed="rId15"/>
+                    <a:blip r:embed="rId13"/>
                     <a:stretch>
                       <a:fillRect/>
                     </a:stretch>
@@ -3859,9 +3902,10 @@
       <w:pPr>
         <w:tabs>
           <w:tab w:pos="283" w:val="left"/>
-          <w:tab w:pos="2721" w:val="left"/>
-          <w:tab w:pos="5216" w:val="left"/>
-          <w:tab w:pos="7710" w:val="left"/>
+          <w:tab w:pos="850" w:val="left"/>
+          <w:tab w:pos="2835" w:val="left"/>
+          <w:tab w:pos="5386" w:val="left"/>
+          <w:tab w:pos="7937" w:val="left"/>
         </w:tabs>
         <w:spacing w:before="0" w:after="40" w:line="276" w:lineRule="auto"/>
       </w:pPr>
@@ -4014,9 +4058,10 @@
       <w:pPr>
         <w:tabs>
           <w:tab w:pos="283" w:val="left"/>
-          <w:tab w:pos="2721" w:val="left"/>
-          <w:tab w:pos="5216" w:val="left"/>
-          <w:tab w:pos="7710" w:val="left"/>
+          <w:tab w:pos="850" w:val="left"/>
+          <w:tab w:pos="2835" w:val="left"/>
+          <w:tab w:pos="5386" w:val="left"/>
+          <w:tab w:pos="7937" w:val="left"/>
         </w:tabs>
         <w:spacing w:before="0" w:after="40" w:line="276" w:lineRule="auto"/>
       </w:pPr>
@@ -4458,6 +4503,10 @@
       <w:pPr>
         <w:tabs>
           <w:tab w:pos="283" w:val="left"/>
+          <w:tab w:pos="850" w:val="left"/>
+          <w:tab w:pos="2835" w:val="left"/>
+          <w:tab w:pos="5386" w:val="left"/>
+          <w:tab w:pos="7937" w:val="left"/>
         </w:tabs>
         <w:spacing w:before="0" w:after="40" w:line="276" w:lineRule="auto"/>
       </w:pPr>
@@ -4523,6 +4572,10 @@
       <w:pPr>
         <w:tabs>
           <w:tab w:pos="283" w:val="left"/>
+          <w:tab w:pos="850" w:val="left"/>
+          <w:tab w:pos="2835" w:val="left"/>
+          <w:tab w:pos="5386" w:val="left"/>
+          <w:tab w:pos="7937" w:val="left"/>
         </w:tabs>
         <w:spacing w:before="0" w:after="40" w:line="276" w:lineRule="auto"/>
       </w:pPr>
@@ -4588,6 +4641,10 @@
       <w:pPr>
         <w:tabs>
           <w:tab w:pos="283" w:val="left"/>
+          <w:tab w:pos="850" w:val="left"/>
+          <w:tab w:pos="2835" w:val="left"/>
+          <w:tab w:pos="5386" w:val="left"/>
+          <w:tab w:pos="7937" w:val="left"/>
         </w:tabs>
         <w:spacing w:before="0" w:after="40" w:line="276" w:lineRule="auto"/>
       </w:pPr>
@@ -4758,6 +4815,10 @@
       <w:pPr>
         <w:tabs>
           <w:tab w:pos="283" w:val="left"/>
+          <w:tab w:pos="850" w:val="left"/>
+          <w:tab w:pos="2835" w:val="left"/>
+          <w:tab w:pos="5386" w:val="left"/>
+          <w:tab w:pos="7937" w:val="left"/>
         </w:tabs>
         <w:spacing w:before="0" w:after="40" w:line="276" w:lineRule="auto"/>
       </w:pPr>
@@ -4949,6 +5010,10 @@
       <w:pPr>
         <w:tabs>
           <w:tab w:pos="283" w:val="left"/>
+          <w:tab w:pos="850" w:val="left"/>
+          <w:tab w:pos="2835" w:val="left"/>
+          <w:tab w:pos="5386" w:val="left"/>
+          <w:tab w:pos="7937" w:val="left"/>
         </w:tabs>
         <w:spacing w:before="0" w:after="40" w:line="276" w:lineRule="auto"/>
       </w:pPr>
@@ -5073,6 +5138,10 @@
       <w:pPr>
         <w:tabs>
           <w:tab w:pos="283" w:val="left"/>
+          <w:tab w:pos="850" w:val="left"/>
+          <w:tab w:pos="2835" w:val="left"/>
+          <w:tab w:pos="5386" w:val="left"/>
+          <w:tab w:pos="7937" w:val="left"/>
         </w:tabs>
         <w:spacing w:before="0" w:after="40" w:line="276" w:lineRule="auto"/>
       </w:pPr>
@@ -5176,6 +5245,10 @@
       <w:pPr>
         <w:tabs>
           <w:tab w:pos="283" w:val="left"/>
+          <w:tab w:pos="850" w:val="left"/>
+          <w:tab w:pos="2835" w:val="left"/>
+          <w:tab w:pos="5386" w:val="left"/>
+          <w:tab w:pos="7937" w:val="left"/>
         </w:tabs>
         <w:spacing w:before="0" w:after="40" w:line="276" w:lineRule="auto"/>
       </w:pPr>
@@ -5403,6 +5476,10 @@
       <w:pPr>
         <w:tabs>
           <w:tab w:pos="283" w:val="left"/>
+          <w:tab w:pos="850" w:val="left"/>
+          <w:tab w:pos="2835" w:val="left"/>
+          <w:tab w:pos="5386" w:val="left"/>
+          <w:tab w:pos="7937" w:val="left"/>
         </w:tabs>
         <w:spacing w:before="0" w:after="40" w:line="276" w:lineRule="auto"/>
       </w:pPr>
@@ -8005,23 +8082,23 @@
         <w:tblLook w:firstColumn="1" w:firstRow="1" w:lastColumn="0" w:lastRow="0" w:noHBand="0" w:noVBand="1" w:val="04A0"/>
       </w:tblPr>
       <w:tblGrid>
-        <w:gridCol w:w="878"/>
-        <w:gridCol w:w="878"/>
-        <w:gridCol w:w="878"/>
-        <w:gridCol w:w="878"/>
-        <w:gridCol w:w="878"/>
-        <w:gridCol w:w="878"/>
-        <w:gridCol w:w="878"/>
-        <w:gridCol w:w="878"/>
-        <w:gridCol w:w="878"/>
-        <w:gridCol w:w="878"/>
-        <w:gridCol w:w="878"/>
-        <w:gridCol w:w="878"/>
+        <w:gridCol w:w="850"/>
+        <w:gridCol w:w="850"/>
+        <w:gridCol w:w="850"/>
+        <w:gridCol w:w="850"/>
+        <w:gridCol w:w="850"/>
+        <w:gridCol w:w="850"/>
+        <w:gridCol w:w="850"/>
+        <w:gridCol w:w="850"/>
+        <w:gridCol w:w="850"/>
+        <w:gridCol w:w="850"/>
+        <w:gridCol w:w="850"/>
+        <w:gridCol w:w="850"/>
       </w:tblGrid>
       <w:tr>
         <w:tc>
           <w:tcPr>
-            <w:tcW w:type="dxa" w:w="878"/>
+            <w:tcW w:type="dxa" w:w="850"/>
           </w:tcPr>
           <w:p>
             <w:pPr>
@@ -8040,7 +8117,7 @@
         </w:tc>
         <w:tc>
           <w:tcPr>
-            <w:tcW w:type="dxa" w:w="878"/>
+            <w:tcW w:type="dxa" w:w="850"/>
           </w:tcPr>
           <w:p>
             <w:pPr>
@@ -8059,7 +8136,7 @@
         </w:tc>
         <w:tc>
           <w:tcPr>
-            <w:tcW w:type="dxa" w:w="878"/>
+            <w:tcW w:type="dxa" w:w="850"/>
           </w:tcPr>
           <w:p>
             <w:pPr>
@@ -8078,7 +8155,7 @@
         </w:tc>
         <w:tc>
           <w:tcPr>
-            <w:tcW w:type="dxa" w:w="878"/>
+            <w:tcW w:type="dxa" w:w="850"/>
           </w:tcPr>
           <w:p>
             <w:pPr>
@@ -8097,7 +8174,7 @@
         </w:tc>
         <w:tc>
           <w:tcPr>
-            <w:tcW w:type="dxa" w:w="878"/>
+            <w:tcW w:type="dxa" w:w="850"/>
           </w:tcPr>
           <w:p>
             <w:pPr>
@@ -8116,7 +8193,7 @@
         </w:tc>
         <w:tc>
           <w:tcPr>
-            <w:tcW w:type="dxa" w:w="878"/>
+            <w:tcW w:type="dxa" w:w="850"/>
           </w:tcPr>
           <w:p>
             <w:pPr>
@@ -8135,7 +8212,7 @@
         </w:tc>
         <w:tc>
           <w:tcPr>
-            <w:tcW w:type="dxa" w:w="878"/>
+            <w:tcW w:type="dxa" w:w="850"/>
           </w:tcPr>
           <w:p>
             <w:pPr>
@@ -8154,7 +8231,7 @@
         </w:tc>
         <w:tc>
           <w:tcPr>
-            <w:tcW w:type="dxa" w:w="878"/>
+            <w:tcW w:type="dxa" w:w="850"/>
           </w:tcPr>
           <w:p>
             <w:pPr>
@@ -8173,7 +8250,7 @@
         </w:tc>
         <w:tc>
           <w:tcPr>
-            <w:tcW w:type="dxa" w:w="878"/>
+            <w:tcW w:type="dxa" w:w="850"/>
           </w:tcPr>
           <w:p>
             <w:pPr>
@@ -8192,7 +8269,7 @@
         </w:tc>
         <w:tc>
           <w:tcPr>
-            <w:tcW w:type="dxa" w:w="878"/>
+            <w:tcW w:type="dxa" w:w="850"/>
           </w:tcPr>
           <w:p>
             <w:pPr>
@@ -8211,7 +8288,7 @@
         </w:tc>
         <w:tc>
           <w:tcPr>
-            <w:tcW w:type="dxa" w:w="878"/>
+            <w:tcW w:type="dxa" w:w="850"/>
           </w:tcPr>
           <w:p>
             <w:pPr>
@@ -8230,7 +8307,7 @@
         </w:tc>
         <w:tc>
           <w:tcPr>
-            <w:tcW w:type="dxa" w:w="878"/>
+            <w:tcW w:type="dxa" w:w="850"/>
           </w:tcPr>
           <w:p>
             <w:pPr>
@@ -8251,7 +8328,7 @@
       <w:tr>
         <w:tc>
           <w:tcPr>
-            <w:tcW w:type="dxa" w:w="878"/>
+            <w:tcW w:type="dxa" w:w="850"/>
           </w:tcPr>
           <w:p>
             <w:pPr>
@@ -8271,7 +8348,7 @@
         </w:tc>
         <w:tc>
           <w:tcPr>
-            <w:tcW w:type="dxa" w:w="878"/>
+            <w:tcW w:type="dxa" w:w="850"/>
           </w:tcPr>
           <w:p>
             <w:pPr>
@@ -8291,7 +8368,7 @@
         </w:tc>
         <w:tc>
           <w:tcPr>
-            <w:tcW w:type="dxa" w:w="878"/>
+            <w:tcW w:type="dxa" w:w="850"/>
           </w:tcPr>
           <w:p>
             <w:pPr>
@@ -8311,7 +8388,7 @@
         </w:tc>
         <w:tc>
           <w:tcPr>
-            <w:tcW w:type="dxa" w:w="878"/>
+            <w:tcW w:type="dxa" w:w="850"/>
           </w:tcPr>
           <w:p>
             <w:pPr>
@@ -8331,7 +8408,7 @@
         </w:tc>
         <w:tc>
           <w:tcPr>
-            <w:tcW w:type="dxa" w:w="878"/>
+            <w:tcW w:type="dxa" w:w="850"/>
           </w:tcPr>
           <w:p>
             <w:pPr>
@@ -8351,7 +8428,7 @@
         </w:tc>
         <w:tc>
           <w:tcPr>
-            <w:tcW w:type="dxa" w:w="878"/>
+            <w:tcW w:type="dxa" w:w="850"/>
           </w:tcPr>
           <w:p>
             <w:pPr>
@@ -8371,7 +8448,7 @@
         </w:tc>
         <w:tc>
           <w:tcPr>
-            <w:tcW w:type="dxa" w:w="878"/>
+            <w:tcW w:type="dxa" w:w="850"/>
           </w:tcPr>
           <w:p>
             <w:pPr>
@@ -8391,7 +8468,7 @@
         </w:tc>
         <w:tc>
           <w:tcPr>
-            <w:tcW w:type="dxa" w:w="878"/>
+            <w:tcW w:type="dxa" w:w="850"/>
           </w:tcPr>
           <w:p>
             <w:pPr>
@@ -8411,7 +8488,7 @@
         </w:tc>
         <w:tc>
           <w:tcPr>
-            <w:tcW w:type="dxa" w:w="878"/>
+            <w:tcW w:type="dxa" w:w="850"/>
           </w:tcPr>
           <w:p>
             <w:pPr>
@@ -8431,7 +8508,7 @@
         </w:tc>
         <w:tc>
           <w:tcPr>
-            <w:tcW w:type="dxa" w:w="878"/>
+            <w:tcW w:type="dxa" w:w="850"/>
           </w:tcPr>
           <w:p>
             <w:pPr>
@@ -8451,7 +8528,7 @@
         </w:tc>
         <w:tc>
           <w:tcPr>
-            <w:tcW w:type="dxa" w:w="878"/>
+            <w:tcW w:type="dxa" w:w="850"/>
           </w:tcPr>
           <w:p>
             <w:pPr>
@@ -8471,7 +8548,7 @@
         </w:tc>
         <w:tc>
           <w:tcPr>
-            <w:tcW w:type="dxa" w:w="878"/>
+            <w:tcW w:type="dxa" w:w="850"/>
           </w:tcPr>
           <w:p>
             <w:pPr>
@@ -8513,16 +8590,16 @@
         <w:tblLook w:firstColumn="1" w:firstRow="1" w:lastColumn="0" w:lastRow="0" w:noHBand="0" w:noVBand="1" w:val="04A0"/>
       </w:tblPr>
       <w:tblGrid>
-        <w:gridCol w:w="2108"/>
-        <w:gridCol w:w="2108"/>
-        <w:gridCol w:w="2108"/>
-        <w:gridCol w:w="2108"/>
-        <w:gridCol w:w="2108"/>
+        <w:gridCol w:w="2041"/>
+        <w:gridCol w:w="2041"/>
+        <w:gridCol w:w="2041"/>
+        <w:gridCol w:w="2041"/>
+        <w:gridCol w:w="2041"/>
       </w:tblGrid>
       <w:tr>
         <w:tc>
           <w:tcPr>
-            <w:tcW w:type="dxa" w:w="2108"/>
+            <w:tcW w:type="dxa" w:w="2041"/>
           </w:tcPr>
           <w:p>
             <w:pPr>
@@ -8541,7 +8618,7 @@
         </w:tc>
         <w:tc>
           <w:tcPr>
-            <w:tcW w:type="dxa" w:w="2108"/>
+            <w:tcW w:type="dxa" w:w="2041"/>
           </w:tcPr>
           <w:p>
             <w:pPr>
@@ -8560,7 +8637,7 @@
         </w:tc>
         <w:tc>
           <w:tcPr>
-            <w:tcW w:type="dxa" w:w="2108"/>
+            <w:tcW w:type="dxa" w:w="2041"/>
           </w:tcPr>
           <w:p>
             <w:pPr>
@@ -8579,7 +8656,7 @@
         </w:tc>
         <w:tc>
           <w:tcPr>
-            <w:tcW w:type="dxa" w:w="2108"/>
+            <w:tcW w:type="dxa" w:w="2041"/>
           </w:tcPr>
           <w:p>
             <w:pPr>
@@ -8598,7 +8675,7 @@
         </w:tc>
         <w:tc>
           <w:tcPr>
-            <w:tcW w:type="dxa" w:w="2108"/>
+            <w:tcW w:type="dxa" w:w="2041"/>
           </w:tcPr>
           <w:p>
             <w:pPr>
@@ -8619,7 +8696,7 @@
       <w:tr>
         <w:tc>
           <w:tcPr>
-            <w:tcW w:type="dxa" w:w="2108"/>
+            <w:tcW w:type="dxa" w:w="2041"/>
           </w:tcPr>
           <w:p>
             <w:pPr>
@@ -8638,7 +8715,7 @@
         </w:tc>
         <w:tc>
           <w:tcPr>
-            <w:tcW w:type="dxa" w:w="2108"/>
+            <w:tcW w:type="dxa" w:w="2041"/>
           </w:tcPr>
           <w:p>
             <w:pPr>
@@ -8658,7 +8735,7 @@
         </w:tc>
         <w:tc>
           <w:tcPr>
-            <w:tcW w:type="dxa" w:w="2108"/>
+            <w:tcW w:type="dxa" w:w="2041"/>
           </w:tcPr>
           <w:p>
             <w:pPr>
@@ -8678,7 +8755,7 @@
         </w:tc>
         <w:tc>
           <w:tcPr>
-            <w:tcW w:type="dxa" w:w="2108"/>
+            <w:tcW w:type="dxa" w:w="2041"/>
           </w:tcPr>
           <w:p>
             <w:pPr>
@@ -8698,7 +8775,7 @@
         </w:tc>
         <w:tc>
           <w:tcPr>
-            <w:tcW w:type="dxa" w:w="2108"/>
+            <w:tcW w:type="dxa" w:w="2041"/>
           </w:tcPr>
           <w:p>
             <w:pPr>
@@ -8720,7 +8797,7 @@
       <w:tr>
         <w:tc>
           <w:tcPr>
-            <w:tcW w:type="dxa" w:w="2108"/>
+            <w:tcW w:type="dxa" w:w="2041"/>
           </w:tcPr>
           <w:p>
             <w:pPr>
@@ -8739,7 +8816,7 @@
         </w:tc>
         <w:tc>
           <w:tcPr>
-            <w:tcW w:type="dxa" w:w="2108"/>
+            <w:tcW w:type="dxa" w:w="2041"/>
           </w:tcPr>
           <w:p>
             <w:pPr>
@@ -8759,7 +8836,7 @@
         </w:tc>
         <w:tc>
           <w:tcPr>
-            <w:tcW w:type="dxa" w:w="2108"/>
+            <w:tcW w:type="dxa" w:w="2041"/>
           </w:tcPr>
           <w:p>
             <w:pPr>
@@ -8779,7 +8856,7 @@
         </w:tc>
         <w:tc>
           <w:tcPr>
-            <w:tcW w:type="dxa" w:w="2108"/>
+            <w:tcW w:type="dxa" w:w="2041"/>
           </w:tcPr>
           <w:p>
             <w:pPr>
@@ -8799,7 +8876,7 @@
         </w:tc>
         <w:tc>
           <w:tcPr>
-            <w:tcW w:type="dxa" w:w="2108"/>
+            <w:tcW w:type="dxa" w:w="2041"/>
           </w:tcPr>
           <w:p>
             <w:pPr>
@@ -8841,15 +8918,15 @@
         <w:tblLook w:firstColumn="1" w:firstRow="1" w:lastColumn="0" w:lastRow="0" w:noHBand="0" w:noVBand="1" w:val="04A0"/>
       </w:tblPr>
       <w:tblGrid>
-        <w:gridCol w:w="2635"/>
-        <w:gridCol w:w="2635"/>
-        <w:gridCol w:w="2635"/>
-        <w:gridCol w:w="2635"/>
+        <w:gridCol w:w="2551"/>
+        <w:gridCol w:w="2551"/>
+        <w:gridCol w:w="2551"/>
+        <w:gridCol w:w="2551"/>
       </w:tblGrid>
       <w:tr>
         <w:tc>
           <w:tcPr>
-            <w:tcW w:type="dxa" w:w="2635"/>
+            <w:tcW w:type="dxa" w:w="2551"/>
           </w:tcPr>
           <w:p>
             <w:pPr>
@@ -8868,7 +8945,7 @@
         </w:tc>
         <w:tc>
           <w:tcPr>
-            <w:tcW w:type="dxa" w:w="2635"/>
+            <w:tcW w:type="dxa" w:w="2551"/>
           </w:tcPr>
           <w:p>
             <w:pPr>
@@ -8887,7 +8964,7 @@
         </w:tc>
         <w:tc>
           <w:tcPr>
-            <w:tcW w:type="dxa" w:w="2635"/>
+            <w:tcW w:type="dxa" w:w="2551"/>
           </w:tcPr>
           <w:p>
             <w:pPr>
@@ -8906,7 +8983,7 @@
         </w:tc>
         <w:tc>
           <w:tcPr>
-            <w:tcW w:type="dxa" w:w="2635"/>
+            <w:tcW w:type="dxa" w:w="2551"/>
           </w:tcPr>
           <w:p>
             <w:pPr>
@@ -8927,7 +9004,7 @@
       <w:tr>
         <w:tc>
           <w:tcPr>
-            <w:tcW w:type="dxa" w:w="2635"/>
+            <w:tcW w:type="dxa" w:w="2551"/>
           </w:tcPr>
           <w:p>
             <w:pPr>
@@ -8947,7 +9024,7 @@
         </w:tc>
         <w:tc>
           <w:tcPr>
-            <w:tcW w:type="dxa" w:w="2635"/>
+            <w:tcW w:type="dxa" w:w="2551"/>
           </w:tcPr>
           <w:p>
             <w:pPr>
@@ -8967,7 +9044,7 @@
         </w:tc>
         <w:tc>
           <w:tcPr>
-            <w:tcW w:type="dxa" w:w="2635"/>
+            <w:tcW w:type="dxa" w:w="2551"/>
           </w:tcPr>
           <w:p>
             <w:pPr>
@@ -8987,7 +9064,7 @@
         </w:tc>
         <w:tc>
           <w:tcPr>
-            <w:tcW w:type="dxa" w:w="2635"/>
+            <w:tcW w:type="dxa" w:w="2551"/>
           </w:tcPr>
           <w:p>
             <w:pPr>
@@ -9025,13 +9102,11 @@
     <w:sectPr>
       <w:headerReference w:type="default" r:id="rId9"/>
       <w:footerReference w:type="default" r:id="rId10"/>
-      <w:headerReference w:type="first" r:id="rId11"/>
-      <w:footerReference w:type="first" r:id="rId12"/>
-      <w:pgSz w:w="12240" w:h="15840"/>
-      <w:pgMar w:top="850" w:right="850" w:bottom="850" w:left="850" w:header="720" w:footer="720" w:gutter="0"/>
+      <w:pgSz w:w="11906" w:h="16838"/>
+      <w:pgMar w:top="850" w:right="850" w:bottom="850" w:left="850" w:header="340" w:footer="340" w:gutter="0"/>
       <w:cols w:space="720"/>
-      <w:titlePg/>
       <w:docGrid w:linePitch="360"/>
+      <w:vAlign w:val="top"/>
     </w:sectPr>
   </w:body>
 </w:document>
@@ -9050,59 +9125,7 @@
         <w:top w:val="single" w:sz="8" w:space="4" w:color="8BC390"/>
       </w:pBdr>
     </w:pPr>
-    <w:r>
-      <w:rPr>
-        <w:rFonts w:ascii="Times New Roman" w:hAnsi="Times New Roman"/>
-        <w:b w:val="0"/>
-        <w:i/>
-        <w:color w:val="D32F2F"/>
-        <w:sz w:val="19"/>
-      </w:rPr>
-      <w:t>CS1: 6/15 Nguyễn Hoàng, P. Kim Long, TP Huế | CS2: 24 Đặng Thái Thân, TP Huế</w:t>
-    </w:r>
-    <w:r>
-      <w:tab/>
-    </w:r>
-    <w:r>
-      <w:rPr>
-        <w:rFonts w:ascii="Times New Roman" w:hAnsi="Times New Roman"/>
-        <w:b/>
-        <w:i w:val="0"/>
-        <w:color w:val="D32F2F"/>
-        <w:sz w:val="20"/>
-      </w:rPr>
-      <w:t xml:space="preserve">Trang </w:t>
-    </w:r>
-    <w:r>
-      <w:rPr>
-        <w:rFonts w:ascii="Times New Roman" w:hAnsi="Times New Roman"/>
-        <w:b/>
-        <w:i w:val="0"/>
-        <w:color w:val="D32F2F"/>
-        <w:sz w:val="20"/>
-      </w:rPr>
-      <w:fldChar w:fldCharType="begin"/>
-      <w:instrText xml:space="preserve"> PAGE </w:instrText>
-      <w:fldChar w:fldCharType="separate"/>
-      <w:fldChar w:fldCharType="end"/>
-    </w:r>
-  </w:p>
-</w:ftr>
-</file>
-
-<file path=word/footer2.xml><?xml version="1.0" encoding="utf-8"?>
-<w:ftr xmlns:m="http://schemas.openxmlformats.org/officeDocument/2006/math" xmlns:mc="http://schemas.openxmlformats.org/markup-compatibility/2006" xmlns:mo="http://schemas.microsoft.com/office/mac/office/2008/main" xmlns:mv="urn:schemas-microsoft-com:mac:vml" xmlns:o="urn:schemas-microsoft-com:office:office" xmlns:r="http://schemas.openxmlformats.org/officeDocument/2006/relationships" xmlns:v="urn:schemas-microsoft-com:vml" xmlns:w10="urn:schemas-microsoft-com:office:word" xmlns:w14="http://schemas.microsoft.com/office/word/2010/wordml" xmlns:w="http://schemas.openxmlformats.org/wordprocessingml/2006/main" xmlns:wne="http://schemas.microsoft.com/office/word/2006/wordml" xmlns:wp14="http://schemas.microsoft.com/office/word/2010/wordprocessingDrawing" xmlns:wp="http://schemas.openxmlformats.org/drawingml/2006/wordprocessingDrawing" xmlns:wpc="http://schemas.microsoft.com/office/word/2010/wordprocessingCanvas" xmlns:wpg="http://schemas.microsoft.com/office/word/2010/wordprocessingGroup" xmlns:wpi="http://schemas.microsoft.com/office/word/2010/wordprocessingInk" xmlns:wps="http://schemas.microsoft.com/office/word/2010/wordprocessingShape" mc:Ignorable="w14 wp14">
-  <w:p>
-    <w:pPr>
-      <w:pStyle w:val="Footer"/>
-      <w:tabs>
-        <w:tab w:pos="10205" w:val="right"/>
-      </w:tabs>
-      <w:spacing w:before="80" w:after="0"/>
-      <w:pBdr>
-        <w:top w:val="single" w:sz="8" w:space="4" w:color="8BC390"/>
-      </w:pBdr>
-    </w:pPr>
+    <w:r/>
     <w:r>
       <w:rPr>
         <w:rFonts w:ascii="Times New Roman" w:hAnsi="Times New Roman"/>
@@ -9156,6 +9179,7 @@
         <w:bottom w:val="single" w:sz="8" w:space="4" w:color="8BC390"/>
       </w:pBdr>
     </w:pPr>
+    <w:r/>
     <w:r>
       <w:rPr>
         <w:rFonts w:ascii="Times New Roman" w:hAnsi="Times New Roman"/>
@@ -9199,17 +9223,6 @@
       </w:rPr>
       <w:t xml:space="preserve"> - 0777.470.803</w:t>
     </w:r>
-  </w:p>
-</w:hdr>
-</file>
-
-<file path=word/header2.xml><?xml version="1.0" encoding="utf-8"?>
-<w:hdr xmlns:m="http://schemas.openxmlformats.org/officeDocument/2006/math" xmlns:mc="http://schemas.openxmlformats.org/markup-compatibility/2006" xmlns:mo="http://schemas.microsoft.com/office/mac/office/2008/main" xmlns:mv="urn:schemas-microsoft-com:mac:vml" xmlns:o="urn:schemas-microsoft-com:office:office" xmlns:r="http://schemas.openxmlformats.org/officeDocument/2006/relationships" xmlns:v="urn:schemas-microsoft-com:vml" xmlns:w10="urn:schemas-microsoft-com:office:word" xmlns:w14="http://schemas.microsoft.com/office/word/2010/wordml" xmlns:w="http://schemas.openxmlformats.org/wordprocessingml/2006/main" xmlns:wne="http://schemas.microsoft.com/office/word/2006/wordml" xmlns:wp14="http://schemas.microsoft.com/office/word/2010/wordprocessingDrawing" xmlns:wp="http://schemas.openxmlformats.org/drawingml/2006/wordprocessingDrawing" xmlns:wpc="http://schemas.microsoft.com/office/word/2010/wordprocessingCanvas" xmlns:wpg="http://schemas.microsoft.com/office/word/2010/wordprocessingGroup" xmlns:wpi="http://schemas.microsoft.com/office/word/2010/wordprocessingInk" xmlns:wps="http://schemas.microsoft.com/office/word/2010/wordprocessingShape" mc:Ignorable="w14 wp14">
-  <w:p>
-    <w:pPr>
-      <w:pStyle w:val="Header"/>
-    </w:pPr>
-    <w:r/>
   </w:p>
 </w:hdr>
 </file>
@@ -9577,6 +9590,15 @@
     <w:name w:val="Normal"/>
     <w:qFormat/>
     <w:rsid w:val="00FC693F"/>
+    <w:pPr>
+      <w:tabs>
+        <w:tab w:pos="283" w:val="left"/>
+        <w:tab w:pos="850" w:val="left"/>
+        <w:tab w:pos="2835" w:val="left"/>
+        <w:tab w:pos="5386" w:val="left"/>
+        <w:tab w:pos="7937" w:val="left"/>
+      </w:tabs>
+    </w:pPr>
   </w:style>
   <w:style w:type="paragraph" w:styleId="Header">
     <w:name w:val="header"/>
